--- a/word/Q2.3_business_support.docx
+++ b/word/Q2.3_business_support.docx
@@ -1200,7 +1200,7 @@
               <w:rPr>
                 <w:sz w:val="16"/>
               </w:rPr>
-              <w:t>1421.2</w:t>
+              <w:t>1420.6</w:t>
             </w:r>
           </w:p>
         </w:tc>
@@ -1213,7 +1213,7 @@
               <w:rPr>
                 <w:sz w:val="16"/>
               </w:rPr>
-              <w:t>1008.8</w:t>
+              <w:t>1008.5</w:t>
             </w:r>
           </w:p>
         </w:tc>
@@ -1226,7 +1226,7 @@
               <w:rPr>
                 <w:sz w:val="16"/>
               </w:rPr>
-              <w:t>352.0</w:t>
+              <w:t>351.4</w:t>
             </w:r>
           </w:p>
         </w:tc>
@@ -1557,7 +1557,7 @@
               <w:rPr>
                 <w:sz w:val="16"/>
               </w:rPr>
-              <w:t>2039.1</w:t>
+              <w:t>2038.5</w:t>
             </w:r>
           </w:p>
         </w:tc>
@@ -1570,7 +1570,7 @@
               <w:rPr>
                 <w:sz w:val="16"/>
               </w:rPr>
-              <w:t>1235.7</w:t>
+              <w:t>1235.4</w:t>
             </w:r>
           </w:p>
         </w:tc>
@@ -1583,7 +1583,7 @@
               <w:rPr>
                 <w:sz w:val="16"/>
               </w:rPr>
-              <w:t>969.9</w:t>
+              <w:t>969.3</w:t>
             </w:r>
           </w:p>
         </w:tc>
@@ -1687,7 +1687,7 @@
         <w:t>end-state</w:t>
       </w:r>
       <w:r>
-        <w:t xml:space="preserve"> gap returns to 20% (= unsupported) and it builds no industry (GVA £772.3m). By contrast, midstream support gives durable protection (end gap 14%, recycled share 20%, GVA £1008.8m) but little *immediate* relief (early gap 2%); upstream mining gives </w:t>
+        <w:t xml:space="preserve"> gap returns to 20% (= unsupported) and it builds no industry (GVA £772.3m). By contrast, midstream support gives durable protection (end gap 14%, recycled share 20%, GVA £1008.5m) but little *immediate* relief (early gap 2%); upstream mining gives </w:t>
       </w:r>
       <w:r>
         <w:rPr>
@@ -1724,7 +1724,7 @@
         <w:t>Full cross-chain support</w:t>
       </w:r>
       <w:r>
-        <w:t xml:space="preserve"> cuts the supply gap to 11% and lifts total jobs to 2039 (+970 vs unsupported shock), £1235.7m discounted GVA.</w:t>
+        <w:t xml:space="preserve"> cuts the supply gap to 11% and lifts total jobs to 2038 (+969 vs unsupported shock), £1235.4m discounted GVA.</w:t>
       </w:r>
     </w:p>
     <w:p>
